--- a/Demo Dokumente/DLP-Demo-General-Intern-01.docx
+++ b/Demo Dokumente/DLP-Demo-General-Intern-01.docx
@@ -187,7 +187,7 @@
           </w:tcPr>
           <w:p>
             <w:r>
-              <w:t xml:space="preserve">Demo A/C, Demo 4 (Testplan Baseline), Demo-Matrix Abschnitt 2.1 Nr. 1–2 und 2.2 Nr. 8–9</w:t>
+              <w:t>DLP-Demos: Demo A und C, Testplan 16.1, Abschnitt 2.1 Nr. 1–2 und 2.2 Nr. 8–9 · Label-Freigaben-RMS: Demo 4</w:t>
             </w:r>
           </w:p>
         </w:tc>
